--- a/Docs/TechTask/ТЗ 0.0.6.docx
+++ b/Docs/TechTask/ТЗ 0.0.6.docx
@@ -226,6 +226,42 @@
       </w:r>
     </w:p>
     <w:p>
+      <w:pPr>
+        <w:rPr>
+          <w:lang w:val="en-US"/>
+        </w:rPr>
+      </w:pPr>
+      <w:r>
+        <w:tab/>
+      </w:r>
+      <w:r>
+        <w:tab/>
+      </w:r>
+      <w:r>
+        <w:rPr>
+          <w:lang w:val="en-US"/>
+        </w:rPr>
+        <w:t>+</w:t>
+      </w:r>
+      <w:bookmarkStart w:id="0" w:name="_GoBack"/>
+      <w:bookmarkEnd w:id="0"/>
+      <w:r>
+        <w:t>0.0.</w:t>
+      </w:r>
+      <w:r>
+        <w:t>6</w:t>
+      </w:r>
+      <w:r>
+        <w:t>.1.</w:t>
+      </w:r>
+      <w:r>
+        <w:t>1.</w:t>
+      </w:r>
+      <w:r>
+        <w:t>1. Добавление</w:t>
+      </w:r>
+    </w:p>
+    <w:p>
       <w:r>
         <w:tab/>
         <w:t>0.0.</w:t>
@@ -458,6 +494,7 @@
     <w:p/>
     <w:p>
       <w:r>
+        <w:lastRenderedPageBreak/>
         <w:t xml:space="preserve">0.0.6.5. Добавить коннектор по протоколу </w:t>
       </w:r>
       <w:r>
@@ -470,9 +507,6 @@
         <w:t xml:space="preserve"> </w:t>
       </w:r>
       <w:r>
-        <w:rPr>
-          <w:lang w:val="en-US"/>
-        </w:rPr>
         <w:t>(</w:t>
       </w:r>
       <w:proofErr w:type="spellStart"/>
@@ -484,13 +518,16 @@
       </w:r>
       <w:proofErr w:type="spellEnd"/>
       <w:r>
+        <w:t xml:space="preserve"> </w:t>
+      </w:r>
+      <w:proofErr w:type="spellStart"/>
+      <w:r>
         <w:rPr>
           <w:lang w:val="en-US"/>
         </w:rPr>
-        <w:t xml:space="preserve"> etc</w:t>
-      </w:r>
-      <w:bookmarkStart w:id="0" w:name="_GoBack"/>
-      <w:bookmarkEnd w:id="0"/>
+        <w:t>etc</w:t>
+      </w:r>
+      <w:proofErr w:type="spellEnd"/>
       <w:r>
         <w:t>)</w:t>
       </w:r>

--- a/Docs/TechTask/ТЗ 0.0.6.docx
+++ b/Docs/TechTask/ТЗ 0.0.6.docx
@@ -226,11 +226,6 @@
       </w:r>
     </w:p>
     <w:p>
-      <w:pPr>
-        <w:rPr>
-          <w:lang w:val="en-US"/>
-        </w:rPr>
-      </w:pPr>
       <w:r>
         <w:tab/>
       </w:r>
@@ -238,13 +233,8 @@
         <w:tab/>
       </w:r>
       <w:r>
-        <w:rPr>
-          <w:lang w:val="en-US"/>
-        </w:rPr>
         <w:t>+</w:t>
       </w:r>
-      <w:bookmarkStart w:id="0" w:name="_GoBack"/>
-      <w:bookmarkEnd w:id="0"/>
       <w:r>
         <w:t>0.0.</w:t>
       </w:r>
@@ -479,6 +469,10 @@
         <w:t>.3. «широкие» таблицы переделать в «плашки»</w:t>
       </w:r>
     </w:p>
+    <w:p>
+      <w:bookmarkStart w:id="0" w:name="_GoBack"/>
+      <w:bookmarkEnd w:id="0"/>
+    </w:p>
     <w:p/>
     <w:p>
       <w:r>
@@ -494,7 +488,6 @@
     <w:p/>
     <w:p>
       <w:r>
-        <w:lastRenderedPageBreak/>
         <w:t xml:space="preserve">0.0.6.5. Добавить коннектор по протоколу </w:t>
       </w:r>
       <w:r>

--- a/Docs/TechTask/ТЗ 0.0.6.docx
+++ b/Docs/TechTask/ТЗ 0.0.6.docx
@@ -254,6 +254,31 @@
     <w:p>
       <w:r>
         <w:tab/>
+      </w:r>
+      <w:r>
+        <w:tab/>
+      </w:r>
+      <w:r>
+        <w:t>0.0.</w:t>
+      </w:r>
+      <w:r>
+        <w:t>6</w:t>
+      </w:r>
+      <w:r>
+        <w:t>.1.</w:t>
+      </w:r>
+      <w:r>
+        <w:t>1.</w:t>
+      </w:r>
+      <w:r>
+        <w:t>2. Редактирование</w:t>
+      </w:r>
+      <w:bookmarkStart w:id="0" w:name="_GoBack"/>
+      <w:bookmarkEnd w:id="0"/>
+    </w:p>
+    <w:p>
+      <w:r>
+        <w:tab/>
         <w:t>0.0.</w:t>
       </w:r>
       <w:r>
@@ -469,13 +494,11 @@
         <w:t>.3. «широкие» таблицы переделать в «плашки»</w:t>
       </w:r>
     </w:p>
-    <w:p>
-      <w:bookmarkStart w:id="0" w:name="_GoBack"/>
-      <w:bookmarkEnd w:id="0"/>
-    </w:p>
     <w:p/>
-    <w:p>
-      <w:r>
+    <w:p/>
+    <w:p>
+      <w:r>
+        <w:lastRenderedPageBreak/>
         <w:t>0.0.</w:t>
       </w:r>
       <w:r>

--- a/Docs/TechTask/ТЗ 0.0.6.docx
+++ b/Docs/TechTask/ТЗ 0.0.6.docx
@@ -257,8 +257,6 @@
       </w:r>
       <w:r>
         <w:tab/>
-      </w:r>
-      <w:r>
         <w:t>0.0.</w:t>
       </w:r>
       <w:r>
@@ -272,10 +270,38 @@
       </w:r>
       <w:r>
         <w:t>2. Редактирование</w:t>
+      </w:r>
+    </w:p>
+    <w:p>
+      <w:r>
+        <w:tab/>
+      </w:r>
+      <w:r>
+        <w:tab/>
+        <w:t>0.0.</w:t>
+      </w:r>
+      <w:r>
+        <w:t>6</w:t>
+      </w:r>
+      <w:r>
+        <w:t>.1.</w:t>
+      </w:r>
+      <w:r>
+        <w:t>1.</w:t>
+      </w:r>
+      <w:r>
+        <w:t>3</w:t>
       </w:r>
       <w:bookmarkStart w:id="0" w:name="_GoBack"/>
       <w:bookmarkEnd w:id="0"/>
-    </w:p>
+      <w:r>
+        <w:t xml:space="preserve">. </w:t>
+      </w:r>
+      <w:r>
+        <w:t>Удаление</w:t>
+      </w:r>
+    </w:p>
+    <w:p/>
     <w:p>
       <w:r>
         <w:tab/>
@@ -335,12 +361,45 @@
       </w:r>
       <w:proofErr w:type="spellEnd"/>
       <w:r>
-        <w:t xml:space="preserve"> переключения расписания</w:t>
-      </w:r>
-      <w:r>
-        <w:t xml:space="preserve"> (завершение текущего проекта)</w:t>
-      </w:r>
-    </w:p>
+        <w:t xml:space="preserve"> </w:t>
+      </w:r>
+      <w:r>
+        <w:t>завершение текущего проекта</w:t>
+      </w:r>
+    </w:p>
+    <w:p>
+      <w:r>
+        <w:tab/>
+      </w:r>
+      <w:r>
+        <w:tab/>
+        <w:t>0.0.</w:t>
+      </w:r>
+      <w:r>
+        <w:t>6</w:t>
+      </w:r>
+      <w:r>
+        <w:t>.1.4</w:t>
+      </w:r>
+      <w:r>
+        <w:t>.</w:t>
+      </w:r>
+      <w:r>
+        <w:t>2</w:t>
+      </w:r>
+      <w:r>
+        <w:t xml:space="preserve">. </w:t>
+      </w:r>
+      <w:proofErr w:type="spellStart"/>
+      <w:r>
+        <w:t>Модалка</w:t>
+      </w:r>
+      <w:proofErr w:type="spellEnd"/>
+      <w:r>
+        <w:t xml:space="preserve"> отложить текущий проект</w:t>
+      </w:r>
+    </w:p>
+    <w:p/>
     <w:p>
       <w:r>
         <w:t>0.0.</w:t>
@@ -498,7 +557,6 @@
     <w:p/>
     <w:p>
       <w:r>
-        <w:lastRenderedPageBreak/>
         <w:t>0.0.</w:t>
       </w:r>
       <w:r>

--- a/Docs/TechTask/ТЗ 0.0.6.docx
+++ b/Docs/TechTask/ТЗ 0.0.6.docx
@@ -292,15 +292,40 @@
       <w:r>
         <w:t>3</w:t>
       </w:r>
+      <w:r>
+        <w:t>. Удаление</w:t>
+      </w:r>
+    </w:p>
+    <w:p>
+      <w:r>
+        <w:tab/>
+      </w:r>
+      <w:r>
+        <w:tab/>
+        <w:t>0.0.</w:t>
+      </w:r>
+      <w:r>
+        <w:t>6</w:t>
+      </w:r>
+      <w:r>
+        <w:t>.1.</w:t>
+      </w:r>
+      <w:r>
+        <w:t>1.</w:t>
+      </w:r>
+      <w:r>
+        <w:t>4</w:t>
+      </w:r>
+      <w:r>
+        <w:t xml:space="preserve">. </w:t>
+      </w:r>
+      <w:r>
+        <w:t>Детализация</w:t>
+      </w:r>
       <w:bookmarkStart w:id="0" w:name="_GoBack"/>
       <w:bookmarkEnd w:id="0"/>
-      <w:r>
-        <w:t xml:space="preserve">. </w:t>
-      </w:r>
-      <w:r>
-        <w:t>Удаление</w:t>
-      </w:r>
-    </w:p>
+    </w:p>
+    <w:p/>
     <w:p/>
     <w:p>
       <w:r>
@@ -487,6 +512,7 @@
     </w:p>
     <w:p>
       <w:r>
+        <w:lastRenderedPageBreak/>
         <w:tab/>
       </w:r>
       <w:r>

--- a/Docs/TechTask/ТЗ 0.0.6.docx
+++ b/Docs/TechTask/ТЗ 0.0.6.docx
@@ -314,31 +314,49 @@
         <w:t>1.</w:t>
       </w:r>
       <w:r>
-        <w:t>4</w:t>
-      </w:r>
-      <w:r>
-        <w:t xml:space="preserve">. </w:t>
-      </w:r>
-      <w:r>
-        <w:t>Детализация</w:t>
+        <w:t>4. Детализация</w:t>
+      </w:r>
+    </w:p>
+    <w:p/>
+    <w:p>
+      <w:r>
+        <w:tab/>
+        <w:t>0.0.</w:t>
+      </w:r>
+      <w:r>
+        <w:t>6</w:t>
+      </w:r>
+      <w:r>
+        <w:t>.1.2. Проекты</w:t>
+      </w:r>
+    </w:p>
+    <w:p>
+      <w:r>
+        <w:tab/>
+      </w:r>
+      <w:r>
+        <w:tab/>
+        <w:t>0.0.</w:t>
+      </w:r>
+      <w:r>
+        <w:t>6</w:t>
+      </w:r>
+      <w:r>
+        <w:t>.1.</w:t>
+      </w:r>
+      <w:r>
+        <w:t>2</w:t>
       </w:r>
       <w:bookmarkStart w:id="0" w:name="_GoBack"/>
       <w:bookmarkEnd w:id="0"/>
+      <w:r>
+        <w:t>.</w:t>
+      </w:r>
+      <w:r>
+        <w:t>1. Добавление</w:t>
+      </w:r>
     </w:p>
     <w:p/>
-    <w:p/>
-    <w:p>
-      <w:r>
-        <w:tab/>
-        <w:t>0.0.</w:t>
-      </w:r>
-      <w:r>
-        <w:t>6</w:t>
-      </w:r>
-      <w:r>
-        <w:t>.1.2. Проекты</w:t>
-      </w:r>
-    </w:p>
     <w:p>
       <w:r>
         <w:tab/>
@@ -483,6 +501,7 @@
     </w:p>
     <w:p>
       <w:r>
+        <w:lastRenderedPageBreak/>
         <w:tab/>
         <w:t>0.0.</w:t>
       </w:r>
@@ -512,7 +531,6 @@
     </w:p>
     <w:p>
       <w:r>
-        <w:lastRenderedPageBreak/>
         <w:tab/>
       </w:r>
       <w:r>
